--- a/6 семестр/Проектирование информационных систем/Практическая работа №5/ВраженкоДО.docx
+++ b/6 семестр/Проектирование информационных систем/Практическая работа №5/ВраженкоДО.docx
@@ -18,8 +18,8 @@
       </w:tblPr>
       <w:tblGrid>
         <w:gridCol w:w="111"/>
-        <w:gridCol w:w="9483"/>
-        <w:gridCol w:w="87"/>
+        <w:gridCol w:w="9482"/>
+        <w:gridCol w:w="88"/>
       </w:tblGrid>
       <w:tr>
         <w:trPr>
@@ -28,7 +28,7 @@
         </w:trPr>
         <w:tc>
           <w:tcPr>
-            <w:tcW w:w="9594" w:type="dxa"/>
+            <w:tcW w:w="9593" w:type="dxa"/>
             <w:gridSpan w:val="2"/>
             <w:tcBorders/>
           </w:tcPr>
@@ -446,7 +446,7 @@
         </w:tc>
         <w:tc>
           <w:tcPr>
-            <w:tcW w:w="87" w:type="dxa"/>
+            <w:tcW w:w="88" w:type="dxa"/>
             <w:tcBorders/>
           </w:tcPr>
           <w:p>
@@ -1710,31 +1710,7 @@
         <w:rPr>
           <w:lang w:val="ru-RU"/>
         </w:rPr>
-        <w:t>Для построения DFD-диаграммы выбран блок A31 «Сопостав</w:t>
-      </w:r>
-      <w:r>
-        <w:rPr>
-          <w:lang w:val="ru-RU"/>
-        </w:rPr>
-        <w:t>ление</w:t>
-      </w:r>
-      <w:r>
-        <w:rPr>
-          <w:lang w:val="ru-RU"/>
-        </w:rPr>
-        <w:t xml:space="preserve"> расписани</w:t>
-      </w:r>
-      <w:r>
-        <w:rPr>
-          <w:lang w:val="ru-RU"/>
-        </w:rPr>
-        <w:t>я</w:t>
-      </w:r>
-      <w:r>
-        <w:rPr>
-          <w:lang w:val="ru-RU"/>
-        </w:rPr>
-        <w:t xml:space="preserve"> с подписками», так как он является связующим звеном между источниками данных (расписание, подписки) и процессом формирования уведомлений. От корректности его работы зависит адресность и своевременность оповещения студентов.</w:t>
+        <w:t>Для построения DFD-диаграммы выбран блок A31 «Сопоставление расписания с подписками», так как он является связующим звеном между источниками данных (расписание, подписки) и процессом формирования уведомлений. От корректности его работы зависит адресность и своевременность оповещения студентов.</w:t>
       </w:r>
     </w:p>
     <w:p>
@@ -1745,11 +1721,7 @@
       </w:pPr>
       <w:r>
         <w:rPr/>
-        <w:t xml:space="preserve">DFD </w:t>
-      </w:r>
-      <w:r>
-        <w:rPr/>
-        <w:t>представление выбранного функционального блока</w:t>
+        <w:t>DFD представление выбранного функционального блока</w:t>
       </w:r>
     </w:p>
     <w:p>
@@ -2040,7 +2012,7 @@
           <w:szCs w:val="22"/>
           <w:lang w:val="ru-RU" w:eastAsia="en-US" w:bidi="ar-SA"/>
         </w:rPr>
-        <w:t>Контактные данные</w:t>
+        <w:t xml:space="preserve">Данные студентов; </w:t>
       </w:r>
       <w:r>
         <w:rPr>
@@ -2050,7 +2022,7 @@
           <w:szCs w:val="22"/>
           <w:lang w:val="ru-RU" w:eastAsia="en-US" w:bidi="ar-SA"/>
         </w:rPr>
-        <w:t xml:space="preserve"> (из БД «Студенты»);</w:t>
+        <w:t>Контактные данные (из БД «Студенты»);</w:t>
       </w:r>
     </w:p>
     <w:p>
@@ -2135,29 +2107,7 @@
           <w:szCs w:val="22"/>
           <w:lang w:val="ru-RU" w:eastAsia="en-US" w:bidi="ar-SA"/>
         </w:rPr>
-        <w:t>получателей с параметрами (во временное хранилище «</w:t>
-      </w:r>
-      <w:r>
-        <w:rPr>
-          <w:rFonts w:eastAsia="Calibri" w:cs="" w:cstheme="minorBidi" w:eastAsiaTheme="minorHAnsi"/>
-          <w:color w:val="auto"/>
-          <w:kern w:val="0"/>
-          <w:sz w:val="28"/>
-          <w:szCs w:val="22"/>
-          <w:lang w:val="ru-RU" w:eastAsia="en-US" w:bidi="ar-SA"/>
-        </w:rPr>
-        <w:t>Список получателей</w:t>
-      </w:r>
-      <w:r>
-        <w:rPr>
-          <w:rFonts w:eastAsia="Calibri" w:cs="" w:cstheme="minorBidi" w:eastAsiaTheme="minorHAnsi"/>
-          <w:color w:val="auto"/>
-          <w:kern w:val="0"/>
-          <w:sz w:val="28"/>
-          <w:szCs w:val="22"/>
-          <w:lang w:val="ru-RU" w:eastAsia="en-US" w:bidi="ar-SA"/>
-        </w:rPr>
-        <w:t>» и далее в процесс A</w:t>
+        <w:t>получателей с параметрами (во временное хранилище «Список получателей» и далее в процесс A</w:t>
       </w:r>
       <w:r>
         <w:rPr>
@@ -2234,7 +2184,7 @@
     </w:p>
     <w:p>
       <w:pPr>
-        <w:pStyle w:val="user7"/>
+        <w:pStyle w:val="Style21"/>
         <w:widowControl/>
         <w:suppressAutoHyphens w:val="true"/>
         <w:bidi w:val="0"/>
@@ -2284,13 +2234,7 @@
         <w:rPr>
           <w:lang w:val="ru-RU"/>
         </w:rPr>
-        <w:t xml:space="preserve"> - DFD </w:t>
-      </w:r>
-      <w:r>
-        <w:rPr>
-          <w:lang w:val="ru-RU"/>
-        </w:rPr>
-        <w:t>диаграмма «Сопоставление расписания с подписками»</w:t>
+        <w:t xml:space="preserve"> - DFD диаграмма «Сопоставление расписания с подписками»</w:t>
       </w:r>
     </w:p>
     <w:p>
@@ -2301,15 +2245,7 @@
       </w:pPr>
       <w:r>
         <w:rPr/>
-        <w:t>Первый</w:t>
-      </w:r>
-      <w:r>
-        <w:rPr/>
-        <w:t xml:space="preserve"> уровень </w:t>
-      </w:r>
-      <w:r>
-        <w:rPr/>
-        <w:t>декомпозиции</w:t>
+        <w:t>Первый уровень декомпозиции</w:t>
       </w:r>
     </w:p>
     <w:p>
@@ -2335,33 +2271,17 @@
       </w:pPr>
       <w:r>
         <w:rPr/>
-        <w:t>Получ</w:t>
-      </w:r>
-      <w:r>
-        <w:rPr/>
-        <w:t>ение</w:t>
-      </w:r>
-      <w:r>
-        <w:rPr/>
-        <w:t xml:space="preserve"> данны</w:t>
-      </w:r>
-      <w:r>
-        <w:rPr/>
-        <w:t>х</w:t>
-      </w:r>
-      <w:r>
-        <w:rPr/>
-        <w:t xml:space="preserve"> о занятиях на дату</w:t>
-      </w:r>
-    </w:p>
-    <w:p>
-      <w:pPr>
-        <w:pStyle w:val="BodyText"/>
-        <w:rPr/>
-      </w:pPr>
-      <w:r>
-        <w:rPr/>
-        <w:t>Запрашивает из БД «Расписание» информацию о занятиях на заданную дату (как правило, на следующий день). Фильтрует записи по группам, участвующим в рассылке.</w:t>
+        <w:t>Получение данных о занятиях на дату</w:t>
+      </w:r>
+    </w:p>
+    <w:p>
+      <w:pPr>
+        <w:pStyle w:val="BodyText"/>
+        <w:rPr/>
+      </w:pPr>
+      <w:r>
+        <w:rPr/>
+        <w:t>Запрашивает из БД «Расписание» информацию о занятиях на заданную дату (как правило, на следующий день). Результат сохраняется в промежуточное хранилище «Структурированное расписание».</w:t>
       </w:r>
     </w:p>
     <w:p>
@@ -2381,7 +2301,7 @@
       </w:pPr>
       <w:r>
         <w:rPr/>
-        <w:t>Выход: поток «Структурированные данные о занятиях».</w:t>
+        <w:t>Выход: поток «Структурированные данные о занятиях» в хранилище «Структурированное расписание».</w:t>
       </w:r>
     </w:p>
     <w:p>
@@ -2392,61 +2312,37 @@
       </w:pPr>
       <w:r>
         <w:rPr/>
-        <w:t>Загруз</w:t>
-      </w:r>
-      <w:r>
-        <w:rPr/>
-        <w:t>ка</w:t>
-      </w:r>
-      <w:r>
-        <w:rPr/>
-        <w:t xml:space="preserve"> активны</w:t>
-      </w:r>
-      <w:r>
-        <w:rPr/>
-        <w:t>х</w:t>
-      </w:r>
-      <w:r>
-        <w:rPr/>
-        <w:t xml:space="preserve"> подпис</w:t>
-      </w:r>
-      <w:r>
-        <w:rPr/>
-        <w:t>ок</w:t>
-      </w:r>
-      <w:r>
-        <w:rPr/>
-        <w:t xml:space="preserve"> студентов</w:t>
-      </w:r>
-    </w:p>
-    <w:p>
-      <w:pPr>
-        <w:pStyle w:val="BodyText"/>
-        <w:rPr/>
-      </w:pPr>
-      <w:r>
-        <w:rPr/>
-        <w:t>Из БД «Подписки студентов» получает список студентов, у которых включены уведомления.</w:t>
-      </w:r>
-    </w:p>
-    <w:p>
-      <w:pPr>
-        <w:pStyle w:val="BodyText"/>
-        <w:rPr/>
-      </w:pPr>
-      <w:r>
-        <w:rPr/>
-        <w:t>Вход: потоки «Настройки подписок» от БД «Подписки студентов».</w:t>
-      </w:r>
-    </w:p>
-    <w:p>
-      <w:pPr>
-        <w:pStyle w:val="BodyText"/>
-        <w:rPr/>
-      </w:pPr>
-      <w:r>
-        <w:rPr/>
-        <w:t>Выход: поток «Список активных подписок с параметрами».</w:t>
+        <w:t>Загрузка активных подписок студентов</w:t>
+      </w:r>
+    </w:p>
+    <w:p>
+      <w:pPr>
+        <w:pStyle w:val="BodyText"/>
+        <w:rPr/>
+      </w:pPr>
+      <w:r>
+        <w:rPr/>
+        <w:t>Из БД «Подписки студентов» и БД «Студенты» формирует список студентов с активными подписками и их настройками. Результат сохраняется в промежуточное хранилище «Активные подписки».</w:t>
+      </w:r>
+    </w:p>
+    <w:p>
+      <w:pPr>
+        <w:pStyle w:val="BodyText"/>
+        <w:rPr/>
+      </w:pPr>
+      <w:r>
+        <w:rPr/>
+        <w:t>Вход: потоки «Настройки подписок» (от БД «Подписки студентов») и «Данные студентов» (от БД «Студенты»).</w:t>
+      </w:r>
+    </w:p>
+    <w:p>
+      <w:pPr>
+        <w:pStyle w:val="BodyText"/>
+        <w:rPr/>
+      </w:pPr>
+      <w:r>
+        <w:rPr/>
+        <w:t>Выход: поток «Список активных подписок с параметрами» в хранилище «Активные подписки».</w:t>
       </w:r>
     </w:p>
     <w:p>
@@ -2457,69 +2353,37 @@
       </w:pPr>
       <w:r>
         <w:rPr/>
-        <w:t>Сопостав</w:t>
-      </w:r>
-      <w:r>
-        <w:rPr/>
-        <w:t>ление</w:t>
-      </w:r>
-      <w:r>
-        <w:rPr/>
-        <w:t xml:space="preserve"> заняти</w:t>
-      </w:r>
-      <w:r>
-        <w:rPr/>
-        <w:t>й</w:t>
-      </w:r>
-      <w:r>
-        <w:rPr/>
-        <w:t xml:space="preserve"> и подпис</w:t>
-      </w:r>
-      <w:r>
-        <w:rPr/>
-        <w:t>о</w:t>
-      </w:r>
-      <w:r>
-        <w:rPr/>
-        <w:t>к с учётом времени упреждения</w:t>
-      </w:r>
-    </w:p>
-    <w:p>
-      <w:pPr>
-        <w:pStyle w:val="BodyText"/>
-        <w:rPr/>
-      </w:pPr>
-      <w:r>
-        <w:rPr/>
-        <w:t>Основной блок сопоставления. Для каждого занятия определяет, какие студенты из соответствующих групп должны получить напоминание, и рассчитывает время отправки на основе индивидуального времени упреждения (15, 30 или 60 минут).</w:t>
-      </w:r>
-    </w:p>
-    <w:p>
-      <w:pPr>
-        <w:pStyle w:val="BodyText"/>
-        <w:rPr/>
-      </w:pPr>
-      <w:r>
-        <w:rPr/>
-        <w:t>Вход: потоки «Структурированные данные о занятиях»</w:t>
-      </w:r>
-      <w:r>
-        <w:rPr/>
-        <w:t xml:space="preserve"> «Список активных подписок с параметрами» и «Команды администрирования»</w:t>
-      </w:r>
-      <w:r>
-        <w:rPr/>
-        <w:t>.</w:t>
-      </w:r>
-    </w:p>
-    <w:p>
-      <w:pPr>
-        <w:pStyle w:val="BodyText"/>
-        <w:rPr/>
-      </w:pPr>
-      <w:r>
-        <w:rPr/>
-        <w:t>Выход: поток «Сопоставленные пары (занятие–студент)».</w:t>
+        <w:t>Сопоставление занятий и подписок с учётом времени упреждения</w:t>
+      </w:r>
+    </w:p>
+    <w:p>
+      <w:pPr>
+        <w:pStyle w:val="BodyText"/>
+        <w:rPr/>
+      </w:pPr>
+      <w:r>
+        <w:rPr/>
+        <w:t>Читает данные из хранилищ «Структурированное расписание» и «Активные подписки», выполняет сопоставление для каждого занятия, рассчитывает время отправки. Результат сохраняется в хранилище «Сопоставленные пары».</w:t>
+      </w:r>
+    </w:p>
+    <w:p>
+      <w:pPr>
+        <w:pStyle w:val="BodyText"/>
+        <w:rPr/>
+      </w:pPr>
+      <w:r>
+        <w:rPr/>
+        <w:t>Вход: потоки «Данные о занятиях» (из хранилища «Структурированное расписание») и «Список активных подписок» (из хранилища «Активные подписки»).</w:t>
+      </w:r>
+    </w:p>
+    <w:p>
+      <w:pPr>
+        <w:pStyle w:val="BodyText"/>
+        <w:rPr/>
+      </w:pPr>
+      <w:r>
+        <w:rPr/>
+        <w:t>Выход: поток «Сопоставленные пары (занятие–студент)» в хранилище «Сопоставленные пары».</w:t>
       </w:r>
     </w:p>
     <w:p>
@@ -2530,39 +2394,27 @@
       </w:pPr>
       <w:r>
         <w:rPr/>
-        <w:t>Формирование</w:t>
-      </w:r>
-      <w:r>
-        <w:rPr/>
-        <w:t xml:space="preserve"> списк</w:t>
-      </w:r>
-      <w:r>
-        <w:rPr/>
-        <w:t>а</w:t>
-      </w:r>
-      <w:r>
-        <w:rPr/>
-        <w:t xml:space="preserve"> получателей с параметрами</w:t>
-      </w:r>
-    </w:p>
-    <w:p>
-      <w:pPr>
-        <w:pStyle w:val="BodyText"/>
-        <w:rPr/>
-      </w:pPr>
-      <w:r>
-        <w:rPr/>
-        <w:t>На основе сопоставленных пар формирует итоговый список получателей, добавляя контактные данные (email, Telegram ID, push-токен) из БД «Студенты». Результат сохраняется во временном хранилище «Список получателей» для последующего использования процессом A32.</w:t>
-      </w:r>
-    </w:p>
-    <w:p>
-      <w:pPr>
-        <w:pStyle w:val="BodyText"/>
-        <w:rPr/>
-      </w:pPr>
-      <w:r>
-        <w:rPr/>
-        <w:t>Вход: поток «Сопоставленные пары (занятие–студент)» и «Контактные данные» от БД «Студенты».</w:t>
+        <w:t>Формирование списка получателей с параметрами</w:t>
+      </w:r>
+    </w:p>
+    <w:p>
+      <w:pPr>
+        <w:pStyle w:val="BodyText"/>
+        <w:rPr/>
+      </w:pPr>
+      <w:r>
+        <w:rPr/>
+        <w:t>Читает данные из хранилища «Сопоставленные пары», дополняет их контактными данными (при необходимости обращаясь к БД «Студенты»), формирует итоговый список и сохраняет во временном хранилище «Список получателей» (которое уже было на верхнем уровне).</w:t>
+      </w:r>
+    </w:p>
+    <w:p>
+      <w:pPr>
+        <w:pStyle w:val="BodyText"/>
+        <w:rPr/>
+      </w:pPr>
+      <w:r>
+        <w:rPr/>
+        <w:t>Вход: поток «Сопоставленные пары» (из хранилища «Сопоставленные пары») и «Контактные данные» (от БД «Студенты»).</w:t>
       </w:r>
     </w:p>
     <w:p>
@@ -2580,6 +2432,63 @@
         <w:pStyle w:val="Heading2"/>
         <w:ind w:hanging="0" w:left="0"/>
         <w:rPr>
+          <w:lang w:val="ru-RU"/>
+        </w:rPr>
+      </w:pPr>
+      <w:r>
+        <w:rPr>
+          <w:lang w:val="ru-RU"/>
+        </w:rPr>
+        <w:t>Промежуточные хранилища</w:t>
+      </w:r>
+    </w:p>
+    <w:p>
+      <w:pPr>
+        <w:pStyle w:val="BodyText"/>
+        <w:rPr>
+          <w:lang w:val="ru-RU"/>
+        </w:rPr>
+      </w:pPr>
+      <w:r>
+        <w:rPr>
+          <w:lang w:val="ru-RU"/>
+        </w:rPr>
+        <w:t>«Структурированное расписание» – хранит обработанные данные о занятиях (группа, дисциплина, время, аудитория, преподаватель).</w:t>
+      </w:r>
+    </w:p>
+    <w:p>
+      <w:pPr>
+        <w:pStyle w:val="BodyText"/>
+        <w:rPr>
+          <w:lang w:val="ru-RU"/>
+        </w:rPr>
+      </w:pPr>
+      <w:r>
+        <w:rPr>
+          <w:lang w:val="ru-RU"/>
+        </w:rPr>
+        <w:t>«Активные подписки» – хранит список студентов с включёнными уведомлениями, их настройки (каналы, время упреждения) и контактные данные.</w:t>
+      </w:r>
+    </w:p>
+    <w:p>
+      <w:pPr>
+        <w:pStyle w:val="BodyText"/>
+        <w:rPr>
+          <w:lang w:val="ru-RU"/>
+        </w:rPr>
+      </w:pPr>
+      <w:r>
+        <w:rPr>
+          <w:lang w:val="ru-RU"/>
+        </w:rPr>
+        <w:t>«Сопоставленные пары» – хранит результаты сопоставления: для каждого занятия список студентов с рассчитанным временем отправки.</w:t>
+      </w:r>
+    </w:p>
+    <w:p>
+      <w:pPr>
+        <w:pStyle w:val="Heading2"/>
+        <w:ind w:hanging="0" w:left="0"/>
+        <w:rPr>
           <w:lang w:val="ru-RU" w:eastAsia="en-US" w:bidi="ar-SA"/>
         </w:rPr>
       </w:pPr>
@@ -2597,15 +2506,17 @@
       </w:pPr>
       <w:r>
         <w:rPr/>
-        <w:t xml:space="preserve">Все хранилища, показанные на рисунке 1 (БД «Расписание», БД «Подписки студентов», БД «Студенты», временное хранилище «Список получателей»), используются </w:t>
-      </w:r>
-      <w:r>
-        <w:rPr/>
-        <w:t xml:space="preserve">указанными </w:t>
-      </w:r>
-      <w:r>
-        <w:rPr/>
-        <w:t>подпроцессами. Внешняя сущность «Администратор» через поток «Команды администрирования» влияет на настройки фильтрации и параметры сопоставления.</w:t>
+        <w:t>Внешняя сущность «Администратор» через поток «Команды администрирования» может влиять на настройки фильтрации и параметры сопоставления.</w:t>
+      </w:r>
+    </w:p>
+    <w:p>
+      <w:pPr>
+        <w:pStyle w:val="BodyText"/>
+        <w:rPr/>
+      </w:pPr>
+      <w:r>
+        <w:rPr/>
+        <w:t>Исходные хранилища (БД «Расписание», БД «Подписки студентов», БД «Студенты») и конечное хранилище «Список получателей» остаются на диаграмме и подключаются к соответствующим подпроцессам.</w:t>
       </w:r>
     </w:p>
     <w:p>
@@ -2666,7 +2577,7 @@
     </w:p>
     <w:p>
       <w:pPr>
-        <w:pStyle w:val="user7"/>
+        <w:pStyle w:val="Style21"/>
         <w:widowControl/>
         <w:suppressAutoHyphens w:val="true"/>
         <w:bidi w:val="0"/>
@@ -2771,45 +2682,37 @@
       </w:pPr>
       <w:r>
         <w:rPr/>
-        <w:t>Определ</w:t>
-      </w:r>
-      <w:r>
-        <w:rPr/>
-        <w:t>ение</w:t>
-      </w:r>
-      <w:r>
-        <w:rPr/>
-        <w:t xml:space="preserve"> группы для каждого занятия</w:t>
-      </w:r>
-    </w:p>
-    <w:p>
-      <w:pPr>
-        <w:pStyle w:val="BodyText"/>
-        <w:rPr/>
-      </w:pPr>
-      <w:r>
-        <w:rPr/>
-        <w:t>Анализирует структурированные данные о занятиях, извлекает идентификатор группы. Учитывает настройки администратора (например, список групп, исключённых из рассылки).</w:t>
-      </w:r>
-    </w:p>
-    <w:p>
-      <w:pPr>
-        <w:pStyle w:val="BodyText"/>
-        <w:rPr/>
-      </w:pPr>
-      <w:r>
-        <w:rPr/>
-        <w:t>Вход: поток «Структурированные данные о занятиях» и «Параметры фильтрации групп» (от хранилища «Настройки администрирования»).</w:t>
-      </w:r>
-    </w:p>
-    <w:p>
-      <w:pPr>
-        <w:pStyle w:val="BodyText"/>
-        <w:rPr/>
-      </w:pPr>
-      <w:r>
-        <w:rPr/>
-        <w:t>Выход: поток «Данные о занятиях с группами».</w:t>
+        <w:t>Определение группы для каждого занятия</w:t>
+      </w:r>
+    </w:p>
+    <w:p>
+      <w:pPr>
+        <w:pStyle w:val="BodyText"/>
+        <w:rPr/>
+      </w:pPr>
+      <w:r>
+        <w:rPr/>
+        <w:t>Читает данные из хранилища «Структурированное расписание» и учитывает настройки администратора из хранилища «Настройки администрирования». Результат (занятия с определёнными группами) сохраняется в промежуточном хранилище «Занятия с группами».</w:t>
+      </w:r>
+    </w:p>
+    <w:p>
+      <w:pPr>
+        <w:pStyle w:val="BodyText"/>
+        <w:rPr/>
+      </w:pPr>
+      <w:r>
+        <w:rPr/>
+        <w:t>Вход: поток «Данные о занятиях» (из хранилища «Структурированное расписание») и «Параметры фильтрации групп» (из хранилища «Настройки администрирования»).</w:t>
+      </w:r>
+    </w:p>
+    <w:p>
+      <w:pPr>
+        <w:pStyle w:val="BodyText"/>
+        <w:rPr/>
+      </w:pPr>
+      <w:r>
+        <w:rPr/>
+        <w:t>Выход: поток «Данные о занятиях с группами» в хранилище «Занятия с группами».</w:t>
       </w:r>
     </w:p>
     <w:p>
@@ -2820,45 +2723,37 @@
       </w:pPr>
       <w:r>
         <w:rPr/>
-        <w:t>Отобра</w:t>
-      </w:r>
-      <w:r>
-        <w:rPr/>
-        <w:t>жение</w:t>
-      </w:r>
-      <w:r>
-        <w:rPr/>
-        <w:t xml:space="preserve"> студентов из группы с активными подписками</w:t>
-      </w:r>
-    </w:p>
-    <w:p>
-      <w:pPr>
-        <w:pStyle w:val="BodyText"/>
-        <w:rPr/>
-      </w:pPr>
-      <w:r>
-        <w:rPr/>
-        <w:t>Для каждого полученного занятия выбирает студентов, которые входят в соответствующую группу и имеют активные подписки.</w:t>
-      </w:r>
-    </w:p>
-    <w:p>
-      <w:pPr>
-        <w:pStyle w:val="BodyText"/>
-        <w:rPr/>
-      </w:pPr>
-      <w:r>
-        <w:rPr/>
-        <w:t>Вход: потоки «Данные о занятиях с группами» и «Список активных подписок с параметрами».</w:t>
-      </w:r>
-    </w:p>
-    <w:p>
-      <w:pPr>
-        <w:pStyle w:val="BodyText"/>
-        <w:rPr/>
-      </w:pPr>
-      <w:r>
-        <w:rPr/>
-        <w:t>Выход: поток «Список студентов с подписками для каждого занятия».</w:t>
+        <w:t>Отображение студентов из группы с активными подписками</w:t>
+      </w:r>
+    </w:p>
+    <w:p>
+      <w:pPr>
+        <w:pStyle w:val="BodyText"/>
+        <w:rPr/>
+      </w:pPr>
+      <w:r>
+        <w:rPr/>
+        <w:t>Читает данные из хранилищ «Занятия с группами» и «Активные подписки», для каждого занятия выбирает студентов, входящих в соответствующую группу и имеющих активные подписки. Результат сохраняется в хранилище «Студенты с подписками для занятий».</w:t>
+      </w:r>
+    </w:p>
+    <w:p>
+      <w:pPr>
+        <w:pStyle w:val="BodyText"/>
+        <w:rPr/>
+      </w:pPr>
+      <w:r>
+        <w:rPr/>
+        <w:t>Вход: потоки «Занятия с группами» (из хранилища «Занятия с группами») и «Список активных подписок» (из хранилища «Активные подписки»).</w:t>
+      </w:r>
+    </w:p>
+    <w:p>
+      <w:pPr>
+        <w:pStyle w:val="BodyText"/>
+        <w:rPr/>
+      </w:pPr>
+      <w:r>
+        <w:rPr/>
+        <w:t>Выход: поток «Список студентов с подписками для каждого занятия» в хранилище «Студенты с подписками для занятий».</w:t>
       </w:r>
     </w:p>
     <w:p>
@@ -2869,69 +2764,37 @@
       </w:pPr>
       <w:r>
         <w:rPr/>
-        <w:t>Вычисл</w:t>
-      </w:r>
-      <w:r>
-        <w:rPr/>
-        <w:t>ение</w:t>
-      </w:r>
-      <w:r>
-        <w:rPr/>
-        <w:t xml:space="preserve"> врем</w:t>
-      </w:r>
-      <w:r>
-        <w:rPr/>
-        <w:t>ени</w:t>
-      </w:r>
-      <w:r>
-        <w:rPr/>
-        <w:t xml:space="preserve"> отправки с учётом индивидуального </w:t>
-      </w:r>
-      <w:r>
-        <w:rPr/>
-        <w:t xml:space="preserve">времени </w:t>
-      </w:r>
-      <w:r>
-        <w:rPr/>
-        <w:t>упреждения</w:t>
-      </w:r>
-    </w:p>
-    <w:p>
-      <w:pPr>
-        <w:pStyle w:val="BodyText"/>
-        <w:rPr/>
-      </w:pPr>
-      <w:r>
-        <w:rPr/>
-        <w:t>Для каждой пары (занятие, студент) рассчитывает абсолютное время отправки уведомления, вычитая из времени начала занятия индивидуальное время упреждения, заданное в настройках подписки студента.</w:t>
-      </w:r>
-    </w:p>
-    <w:p>
-      <w:pPr>
-        <w:pStyle w:val="BodyText"/>
-        <w:rPr/>
-      </w:pPr>
-      <w:r>
-        <w:rPr/>
-        <w:t>Вход: поток</w:t>
-      </w:r>
-      <w:r>
-        <w:rPr/>
-        <w:t>и</w:t>
-      </w:r>
-      <w:r>
-        <w:rPr/>
-        <w:t xml:space="preserve"> «Список студентов с подписками» и «Глобальные настройки времени» (от хранилища «Настройки администрирования»).</w:t>
-      </w:r>
-    </w:p>
-    <w:p>
-      <w:pPr>
-        <w:pStyle w:val="BodyText"/>
-        <w:rPr/>
-      </w:pPr>
-      <w:r>
-        <w:rPr/>
-        <w:t>Выход: поток «Пары с рассчитанным временем отправки».</w:t>
+        <w:t>Вычисление времени отправки с учётом индивидуального времени упреждения</w:t>
+      </w:r>
+    </w:p>
+    <w:p>
+      <w:pPr>
+        <w:pStyle w:val="BodyText"/>
+        <w:rPr/>
+      </w:pPr>
+      <w:r>
+        <w:rPr/>
+        <w:t>Читает данные из хранилища «Студенты с подписками для занятий», для каждой пары (занятие, студент) рассчитывает абсолютное время отправки уведомления, учитывая индивидуальное время упреждения и, при необходимости, глобальные ограничения администратора. Результат сохраняется в хранилище «Пары с временем отправки».</w:t>
+      </w:r>
+    </w:p>
+    <w:p>
+      <w:pPr>
+        <w:pStyle w:val="BodyText"/>
+        <w:rPr/>
+      </w:pPr>
+      <w:r>
+        <w:rPr/>
+        <w:t>Вход: поток «Список студентов с подписками» (из хранилища «Студенты с подписками для занятий») и «Глобальные настройки времени» (из хранилища «Настройки администрирования»).</w:t>
+      </w:r>
+    </w:p>
+    <w:p>
+      <w:pPr>
+        <w:pStyle w:val="BodyText"/>
+        <w:rPr/>
+      </w:pPr>
+      <w:r>
+        <w:rPr/>
+        <w:t>Выход: поток «Пары с рассчитанным временем отправки» в хранилище «Пары с временем отправки».</w:t>
       </w:r>
     </w:p>
     <w:p>
@@ -2942,45 +2805,37 @@
       </w:pPr>
       <w:r>
         <w:rPr/>
-        <w:t>Формирование</w:t>
-      </w:r>
-      <w:r>
-        <w:rPr/>
-        <w:t xml:space="preserve"> пары </w:t>
-      </w:r>
-      <w:r>
-        <w:rPr/>
-        <w:t>(занятие-студент)</w:t>
-      </w:r>
-    </w:p>
-    <w:p>
-      <w:pPr>
-        <w:pStyle w:val="BodyText"/>
-        <w:rPr/>
-      </w:pPr>
-      <w:r>
-        <w:rPr/>
-        <w:t>Упаковывает полученные данные в структурированный формат, который будет передан на следующий этап.</w:t>
-      </w:r>
-    </w:p>
-    <w:p>
-      <w:pPr>
-        <w:pStyle w:val="BodyText"/>
-        <w:rPr/>
-      </w:pPr>
-      <w:r>
-        <w:rPr/>
-        <w:t>Вход: поток «Пары с рассчитанным временем отправки».</w:t>
-      </w:r>
-    </w:p>
-    <w:p>
-      <w:pPr>
-        <w:pStyle w:val="BodyText"/>
-        <w:rPr/>
-      </w:pPr>
-      <w:r>
-        <w:rPr/>
-        <w:t>Выход: поток «Сопоставленные пары (занятие–студент)».</w:t>
+        <w:t>Формирование пары (занятие-студент)</w:t>
+      </w:r>
+    </w:p>
+    <w:p>
+      <w:pPr>
+        <w:pStyle w:val="BodyText"/>
+        <w:rPr/>
+      </w:pPr>
+      <w:r>
+        <w:rPr/>
+        <w:t>Читает данные из хранилища «Пары с временем отправки», упаковывает их в структурированный формат и сохраняет в хранилище «Сопоставленные пары» (которое уже использовалось на первом уровне декомпозиции).</w:t>
+      </w:r>
+    </w:p>
+    <w:p>
+      <w:pPr>
+        <w:pStyle w:val="BodyText"/>
+        <w:rPr/>
+      </w:pPr>
+      <w:r>
+        <w:rPr/>
+        <w:t>Вход: поток «Пары с временем отправки» (из хранилища «Пары с временем отправки»).</w:t>
+      </w:r>
+    </w:p>
+    <w:p>
+      <w:pPr>
+        <w:pStyle w:val="BodyText"/>
+        <w:rPr/>
+      </w:pPr>
+      <w:r>
+        <w:rPr/>
+        <w:t>Выход: поток «Сопоставленные пары (занятие–студент)» в хранилище «Сопоставленные пары».</w:t>
       </w:r>
     </w:p>
     <w:p>
@@ -2995,7 +2850,37 @@
         <w:rPr>
           <w:lang w:val="ru-RU" w:eastAsia="en-US" w:bidi="ar-SA"/>
         </w:rPr>
-        <w:t>Хранилище «Настройки администрирования»</w:t>
+        <w:t>Промежуточные хранилища</w:t>
+      </w:r>
+    </w:p>
+    <w:p>
+      <w:pPr>
+        <w:pStyle w:val="BodyText"/>
+        <w:rPr/>
+      </w:pPr>
+      <w:r>
+        <w:rPr/>
+        <w:t>«Занятия с группами» – хранит занятия с указанием группы (после фильтрации).</w:t>
+      </w:r>
+    </w:p>
+    <w:p>
+      <w:pPr>
+        <w:pStyle w:val="BodyText"/>
+        <w:rPr/>
+      </w:pPr>
+      <w:r>
+        <w:rPr/>
+        <w:t>«Студенты с подписками для занятий» – хранит пары (занятие, студент) без расчёта времени.</w:t>
+      </w:r>
+    </w:p>
+    <w:p>
+      <w:pPr>
+        <w:pStyle w:val="BodyText"/>
+        <w:rPr/>
+      </w:pPr>
+      <w:r>
+        <w:rPr/>
+        <w:t>«Пары с временем отправки» – хранит те же пары, но уже с рассчитанным временем отправки.</w:t>
       </w:r>
     </w:p>
     <w:p>
@@ -3009,7 +2894,55 @@
         <w:rPr>
           <w:lang w:val="ru-RU" w:eastAsia="en-US" w:bidi="ar-SA"/>
         </w:rPr>
-        <w:t>Данное хранилище создано для централизованного хранения параметров, задаваемых администратором. Через поток «Команды администрирования» настройки поступают в хранилище, а затем распределяются по подпроцессам, которые в них нуждаются</w:t>
+        <w:t>«</w:t>
+      </w:r>
+      <w:r>
+        <w:rPr>
+          <w:lang w:val="ru-RU" w:eastAsia="en-US" w:bidi="ar-SA"/>
+        </w:rPr>
+        <w:t>Настройки администрирования</w:t>
+      </w:r>
+      <w:r>
+        <w:rPr>
+          <w:lang w:val="ru-RU" w:eastAsia="en-US" w:bidi="ar-SA"/>
+        </w:rPr>
+        <w:t>» – хранени</w:t>
+      </w:r>
+      <w:r>
+        <w:rPr>
+          <w:lang w:val="ru-RU" w:eastAsia="en-US" w:bidi="ar-SA"/>
+        </w:rPr>
+        <w:t>т</w:t>
+      </w:r>
+      <w:r>
+        <w:rPr>
+          <w:lang w:val="ru-RU" w:eastAsia="en-US" w:bidi="ar-SA"/>
+        </w:rPr>
+        <w:t xml:space="preserve"> параметр</w:t>
+      </w:r>
+      <w:r>
+        <w:rPr>
+          <w:lang w:val="ru-RU" w:eastAsia="en-US" w:bidi="ar-SA"/>
+        </w:rPr>
+        <w:t>ы</w:t>
+      </w:r>
+      <w:r>
+        <w:rPr>
+          <w:lang w:val="ru-RU" w:eastAsia="en-US" w:bidi="ar-SA"/>
+        </w:rPr>
+        <w:t>, задаваемы</w:t>
+      </w:r>
+      <w:r>
+        <w:rPr>
+          <w:lang w:val="ru-RU" w:eastAsia="en-US" w:bidi="ar-SA"/>
+        </w:rPr>
+        <w:t>е</w:t>
+      </w:r>
+      <w:r>
+        <w:rPr>
+          <w:lang w:val="ru-RU" w:eastAsia="en-US" w:bidi="ar-SA"/>
+        </w:rPr>
+        <w:t xml:space="preserve"> администратором. Через поток «Команды администрирования» настройки поступают в хранилище, а затем распределяются по подпроцессам, которые в них нуждаются.</w:t>
       </w:r>
     </w:p>
     <w:p>
@@ -3070,7 +3003,7 @@
     </w:p>
     <w:p>
       <w:pPr>
-        <w:pStyle w:val="user7"/>
+        <w:pStyle w:val="Style21"/>
         <w:widowControl/>
         <w:suppressAutoHyphens w:val="true"/>
         <w:bidi w:val="0"/>
@@ -3203,19 +3136,20 @@
         <w:rPr>
           <w:lang w:val="ru-RU"/>
         </w:rPr>
-        <w:t>Проведена вторая декомпозиция (рисунок 3) для наиболее сложного подпроцесса «</w:t>
-      </w:r>
-      <w:r>
-        <w:rPr>
-          <w:lang w:val="ru-RU"/>
-        </w:rPr>
-        <w:t>Сопоставление занятий и подписок с учетом времени упреждения</w:t>
-      </w:r>
-      <w:r>
-        <w:rPr>
-          <w:lang w:val="ru-RU"/>
-        </w:rPr>
-        <w:t>», где детализированы этапы фильтрации групп, отбора студентов, расчёта времени отправки и формирования итоговых пар. На этом уровне добавлено хранилище «Настройки администрирования», что позволило корректно отразить использование команд администратора.</w:t>
+        <w:t>Проведена вторая декомпозиция (рисунок 3) для наиболее сложного подпроцесса «Сопоставление занятий и подписок с учетом времени упреждения», где детализированы этапы фильтрации групп, отбора студентов, расчёта времени отправки и формирования итоговых пар. На этом уровне добавлено хранилище «Настройки администрирования», что позволило корректно отразить использование команд администратора.</w:t>
+      </w:r>
+    </w:p>
+    <w:p>
+      <w:pPr>
+        <w:pStyle w:val="BodyText"/>
+        <w:rPr>
+          <w:lang w:val="ru-RU"/>
+        </w:rPr>
+      </w:pPr>
+      <w:r>
+        <w:rPr>
+          <w:lang w:val="ru-RU"/>
+        </w:rPr>
       </w:r>
     </w:p>
     <w:sectPr>
@@ -3290,7 +3224,7 @@
           <w:rPr>
             <w:lang w:val="ru-RU"/>
           </w:rPr>
-          <w:t>7</w:t>
+          <w:t>9</w:t>
         </w:r>
         <w:r>
           <w:rPr>
@@ -4132,29 +4066,29 @@
       <w:u w:val="single"/>
     </w:rPr>
   </w:style>
+  <w:style w:type="character" w:styleId="Style13" w:customStyle="1">
+    <w:name w:val="Ссылка указателя"/>
+    <w:qFormat/>
+    <w:rPr/>
+  </w:style>
   <w:style w:type="character" w:styleId="user" w:customStyle="1">
     <w:name w:val="Ссылка указателя (user)"/>
     <w:qFormat/>
     <w:rPr/>
   </w:style>
-  <w:style w:type="character" w:styleId="Style13" w:customStyle="1">
-    <w:name w:val="Ссылка указателя"/>
-    <w:qFormat/>
-    <w:rPr/>
-  </w:style>
-  <w:style w:type="character" w:styleId="Style14" w:customStyle="1">
-    <w:name w:val="Маркеры"/>
+  <w:style w:type="character" w:styleId="user1" w:customStyle="1">
+    <w:name w:val="Маркеры (user)"/>
     <w:qFormat/>
     <w:rPr>
       <w:rFonts w:ascii="OpenSymbol" w:hAnsi="OpenSymbol" w:eastAsia="OpenSymbol" w:cs="OpenSymbol"/>
     </w:rPr>
   </w:style>
-  <w:style w:type="character" w:styleId="Style15" w:customStyle="1">
-    <w:name w:val="Символ нумерации"/>
+  <w:style w:type="character" w:styleId="user2" w:customStyle="1">
+    <w:name w:val="Символ нумерации (user)"/>
     <w:qFormat/>
     <w:rPr/>
   </w:style>
-  <w:style w:type="character" w:styleId="Style16" w:customStyle="1">
+  <w:style w:type="character" w:styleId="Style14" w:customStyle="1">
     <w:name w:val="Основной текст Знак"/>
     <w:basedOn w:val="DefaultParagraphFont"/>
     <w:qFormat/>
@@ -4164,7 +4098,7 @@
       <w:sz w:val="28"/>
     </w:rPr>
   </w:style>
-  <w:style w:type="paragraph" w:styleId="Style17">
+  <w:style w:type="paragraph" w:styleId="Style15" w:customStyle="1">
     <w:name w:val="Заголовок"/>
     <w:basedOn w:val="Normal"/>
     <w:next w:val="BodyText"/>
@@ -4182,7 +4116,7 @@
   <w:style w:type="paragraph" w:styleId="BodyText">
     <w:name w:val="Body Text"/>
     <w:basedOn w:val="Normal"/>
-    <w:link w:val="Style16"/>
+    <w:link w:val="Style14"/>
     <w:pPr>
       <w:spacing w:lineRule="auto" w:line="360" w:before="0" w:after="0"/>
       <w:ind w:firstLine="709"/>
@@ -4214,7 +4148,7 @@
       <w:szCs w:val="24"/>
     </w:rPr>
   </w:style>
-  <w:style w:type="paragraph" w:styleId="Style18">
+  <w:style w:type="paragraph" w:styleId="Style16" w:customStyle="1">
     <w:name w:val="Указатель"/>
     <w:basedOn w:val="Normal"/>
     <w:qFormat/>
@@ -4240,7 +4174,7 @@
       <w:szCs w:val="28"/>
     </w:rPr>
   </w:style>
-  <w:style w:type="paragraph" w:styleId="user1" w:customStyle="1">
+  <w:style w:type="paragraph" w:styleId="user3">
     <w:name w:val="Заголовок (user)"/>
     <w:basedOn w:val="Normal"/>
     <w:next w:val="BodyText"/>
@@ -4255,7 +4189,7 @@
       <w:szCs w:val="28"/>
     </w:rPr>
   </w:style>
-  <w:style w:type="paragraph" w:styleId="user2" w:customStyle="1">
+  <w:style w:type="paragraph" w:styleId="user4">
     <w:name w:val="Указатель (user)"/>
     <w:basedOn w:val="Normal"/>
     <w:qFormat/>
@@ -4277,15 +4211,15 @@
       <w:rFonts w:cs="Lucida Sans"/>
     </w:rPr>
   </w:style>
-  <w:style w:type="paragraph" w:styleId="user3" w:customStyle="1">
-    <w:name w:val="Колонтитулы (user)"/>
+  <w:style w:type="paragraph" w:styleId="Style17" w:customStyle="1">
+    <w:name w:val="Колонтитулы"/>
     <w:basedOn w:val="Normal"/>
     <w:qFormat/>
     <w:pPr/>
     <w:rPr/>
   </w:style>
-  <w:style w:type="paragraph" w:styleId="Style19" w:customStyle="1">
-    <w:name w:val="Колонтитулы"/>
+  <w:style w:type="paragraph" w:styleId="user5" w:customStyle="1">
+    <w:name w:val="Колонтитулы (user)"/>
     <w:basedOn w:val="Normal"/>
     <w:qFormat/>
     <w:pPr/>
@@ -4343,7 +4277,7 @@
   </w:style>
   <w:style w:type="paragraph" w:styleId="TOC1">
     <w:name w:val="toc 1"/>
-    <w:basedOn w:val="user2"/>
+    <w:basedOn w:val="Style16"/>
     <w:pPr>
       <w:tabs>
         <w:tab w:val="clear" w:pos="643"/>
@@ -4358,7 +4292,7 @@
   </w:style>
   <w:style w:type="paragraph" w:styleId="TOC2">
     <w:name w:val="toc 2"/>
-    <w:basedOn w:val="user2"/>
+    <w:basedOn w:val="Style16"/>
     <w:pPr>
       <w:tabs>
         <w:tab w:val="clear" w:pos="643"/>
@@ -4372,7 +4306,7 @@
   </w:style>
   <w:style w:type="paragraph" w:styleId="TOC3">
     <w:name w:val="toc 3"/>
-    <w:basedOn w:val="user2"/>
+    <w:basedOn w:val="Style16"/>
     <w:pPr>
       <w:tabs>
         <w:tab w:val="clear" w:pos="643"/>
@@ -4384,8 +4318,8 @@
     </w:pPr>
     <w:rPr/>
   </w:style>
-  <w:style w:type="paragraph" w:styleId="user4" w:customStyle="1">
-    <w:name w:val="Содержимое таблицы (user)"/>
+  <w:style w:type="paragraph" w:styleId="Style18" w:customStyle="1">
+    <w:name w:val="Содержимое таблицы"/>
     <w:basedOn w:val="Normal"/>
     <w:qFormat/>
     <w:pPr>
@@ -4395,9 +4329,9 @@
     </w:pPr>
     <w:rPr/>
   </w:style>
-  <w:style w:type="paragraph" w:styleId="user5" w:customStyle="1">
-    <w:name w:val="Заголовок таблицы (user)"/>
-    <w:basedOn w:val="user4"/>
+  <w:style w:type="paragraph" w:styleId="Style19" w:customStyle="1">
+    <w:name w:val="Заголовок таблицы"/>
+    <w:basedOn w:val="Style18"/>
     <w:qFormat/>
     <w:pPr>
       <w:jc w:val="center"/>
@@ -4405,6 +4339,18 @@
     <w:rPr>
       <w:b/>
       <w:bCs/>
+    </w:rPr>
+  </w:style>
+  <w:style w:type="paragraph" w:styleId="Style20" w:customStyle="1">
+    <w:name w:val="Таблица"/>
+    <w:basedOn w:val="Caption"/>
+    <w:qFormat/>
+    <w:pPr>
+      <w:keepNext w:val="true"/>
+      <w:spacing w:lineRule="auto" w:line="360" w:before="0" w:after="0"/>
+    </w:pPr>
+    <w:rPr>
+      <w:sz w:val="28"/>
     </w:rPr>
   </w:style>
   <w:style w:type="paragraph" w:styleId="user6" w:customStyle="1">
@@ -4419,20 +4365,8 @@
       <w:sz w:val="28"/>
     </w:rPr>
   </w:style>
-  <w:style w:type="paragraph" w:styleId="Style20" w:customStyle="1">
-    <w:name w:val="Таблица"/>
-    <w:basedOn w:val="Caption"/>
-    <w:qFormat/>
-    <w:pPr>
-      <w:keepNext w:val="true"/>
-      <w:spacing w:lineRule="auto" w:line="360" w:before="0" w:after="0"/>
-    </w:pPr>
-    <w:rPr>
-      <w:sz w:val="28"/>
-    </w:rPr>
-  </w:style>
-  <w:style w:type="paragraph" w:styleId="Style21" w:customStyle="1">
-    <w:name w:val="Содержимое таблицы"/>
+  <w:style w:type="paragraph" w:styleId="user7" w:customStyle="1">
+    <w:name w:val="Содержимое таблицы (user)"/>
     <w:basedOn w:val="Normal"/>
     <w:qFormat/>
     <w:rsid w:val="00871d3e"/>
@@ -4445,42 +4379,42 @@
   </w:style>
   <w:style w:type="paragraph" w:styleId="TOC4">
     <w:name w:val="toc 4"/>
-    <w:basedOn w:val="user2"/>
+    <w:basedOn w:val="Style16"/>
     <w:pPr/>
     <w:rPr/>
   </w:style>
   <w:style w:type="paragraph" w:styleId="TOC5">
     <w:name w:val="toc 5"/>
-    <w:basedOn w:val="user2"/>
+    <w:basedOn w:val="Style16"/>
     <w:pPr/>
     <w:rPr/>
   </w:style>
   <w:style w:type="paragraph" w:styleId="TOC6">
     <w:name w:val="toc 6"/>
-    <w:basedOn w:val="user2"/>
+    <w:basedOn w:val="Style16"/>
     <w:pPr/>
     <w:rPr/>
   </w:style>
   <w:style w:type="paragraph" w:styleId="TOC7">
     <w:name w:val="toc 7"/>
-    <w:basedOn w:val="user2"/>
+    <w:basedOn w:val="Style16"/>
     <w:pPr/>
     <w:rPr/>
   </w:style>
   <w:style w:type="paragraph" w:styleId="TOC8">
     <w:name w:val="toc 8"/>
-    <w:basedOn w:val="user2"/>
+    <w:basedOn w:val="Style16"/>
     <w:pPr/>
     <w:rPr/>
   </w:style>
   <w:style w:type="paragraph" w:styleId="TOC9">
     <w:name w:val="toc 9"/>
-    <w:basedOn w:val="user2"/>
+    <w:basedOn w:val="Style16"/>
     <w:pPr/>
     <w:rPr/>
   </w:style>
-  <w:style w:type="paragraph" w:styleId="user7">
-    <w:name w:val="Рисунок (user)"/>
+  <w:style w:type="paragraph" w:styleId="Style21">
+    <w:name w:val="Рисунок"/>
     <w:basedOn w:val="Caption"/>
     <w:qFormat/>
     <w:pPr>
@@ -4492,15 +4426,15 @@
       <w:sz w:val="28"/>
     </w:rPr>
   </w:style>
-  <w:style w:type="numbering" w:styleId="user8" w:customStyle="1">
-    <w:name w:val="Без списка (user)"/>
+  <w:style w:type="numbering" w:styleId="Style22" w:customStyle="1">
+    <w:name w:val="Без списка"/>
     <w:uiPriority w:val="99"/>
     <w:semiHidden/>
     <w:unhideWhenUsed/>
     <w:qFormat/>
   </w:style>
-  <w:style w:type="numbering" w:styleId="Style22" w:customStyle="1">
-    <w:name w:val="Без списка"/>
+  <w:style w:type="numbering" w:styleId="user8" w:customStyle="1">
+    <w:name w:val="Без списка (user)"/>
     <w:uiPriority w:val="99"/>
     <w:semiHidden/>
     <w:unhideWhenUsed/>
